--- a/KnowledgeVault_screenshots.docx
+++ b/KnowledgeVault_screenshots.docx
@@ -4,68 +4,11 @@
   <w:body>
     <w:p>
       <w:pPr>
-        <w:rPr>
-          <w:rFonts w:ascii="Times New Roman" w:hAnsi="Times New Roman" w:cs="Times New Roman"/>
-          <w:sz w:val="72"/>
-          <w:szCs w:val="72"/>
-        </w:rPr>
-      </w:pPr>
-    </w:p>
-    <w:p>
-      <w:pPr>
         <w:jc w:val="center"/>
         <w:rPr>
           <w:rFonts w:ascii="Times New Roman" w:hAnsi="Times New Roman" w:cs="Times New Roman"/>
-        </w:rPr>
-      </w:pPr>
-    </w:p>
-    <w:p>
-      <w:pPr>
-        <w:jc w:val="center"/>
-        <w:rPr>
-          <w:rFonts w:ascii="Times New Roman" w:hAnsi="Times New Roman" w:cs="Times New Roman"/>
-          <w:b/>
-          <w:bCs/>
-          <w:sz w:val="52"/>
-          <w:szCs w:val="52"/>
-        </w:rPr>
-      </w:pPr>
-      <w:proofErr w:type="spellStart"/>
-      <w:r>
-        <w:rPr>
-          <w:rFonts w:ascii="Times New Roman" w:hAnsi="Times New Roman" w:cs="Times New Roman"/>
-          <w:b/>
-          <w:bCs/>
-          <w:sz w:val="52"/>
-          <w:szCs w:val="52"/>
-        </w:rPr>
-        <w:t>KnowledgeVault</w:t>
-      </w:r>
-      <w:proofErr w:type="spellEnd"/>
-      <w:r>
-        <w:rPr>
-          <w:rFonts w:ascii="Times New Roman" w:hAnsi="Times New Roman" w:cs="Times New Roman"/>
-          <w:b/>
-          <w:bCs/>
-          <w:sz w:val="52"/>
-          <w:szCs w:val="52"/>
-        </w:rPr>
-        <w:t>: Smart Academic Resource Repository</w:t>
-      </w:r>
-    </w:p>
-    <w:p>
-      <w:pPr>
-        <w:jc w:val="center"/>
-        <w:rPr>
-          <w:rFonts w:ascii="Times New Roman" w:hAnsi="Times New Roman" w:cs="Times New Roman"/>
-        </w:rPr>
-      </w:pPr>
-    </w:p>
-    <w:p>
-      <w:pPr>
-        <w:jc w:val="center"/>
-        <w:rPr>
-          <w:rFonts w:ascii="Times New Roman" w:hAnsi="Times New Roman" w:cs="Times New Roman"/>
+          <w:b/>
+          <w:bCs/>
           <w:sz w:val="44"/>
           <w:szCs w:val="44"/>
         </w:rPr>
@@ -73,1859 +16,11 @@
       <w:r>
         <w:rPr>
           <w:rFonts w:ascii="Times New Roman" w:hAnsi="Times New Roman" w:cs="Times New Roman"/>
+          <w:b/>
+          <w:bCs/>
           <w:sz w:val="44"/>
           <w:szCs w:val="44"/>
         </w:rPr>
-        <w:t>Course:</w:t>
-      </w:r>
-    </w:p>
-    <w:p>
-      <w:pPr>
-        <w:jc w:val="center"/>
-        <w:rPr>
-          <w:rFonts w:ascii="Times New Roman" w:hAnsi="Times New Roman" w:cs="Times New Roman"/>
-          <w:sz w:val="44"/>
-          <w:szCs w:val="44"/>
-        </w:rPr>
-      </w:pPr>
-      <w:r>
-        <w:rPr>
-          <w:rFonts w:ascii="Times New Roman" w:hAnsi="Times New Roman" w:cs="Times New Roman"/>
-          <w:sz w:val="44"/>
-          <w:szCs w:val="44"/>
-        </w:rPr>
-        <w:t>MongoDB Database Administrato</w:t>
-      </w:r>
-      <w:r>
-        <w:rPr>
-          <w:rFonts w:ascii="Times New Roman" w:hAnsi="Times New Roman" w:cs="Times New Roman"/>
-          <w:sz w:val="44"/>
-          <w:szCs w:val="44"/>
-        </w:rPr>
-        <w:t xml:space="preserve">r </w:t>
-      </w:r>
-      <w:r>
-        <w:rPr>
-          <w:rFonts w:ascii="Times New Roman" w:hAnsi="Times New Roman" w:cs="Times New Roman"/>
-          <w:sz w:val="44"/>
-          <w:szCs w:val="44"/>
-        </w:rPr>
-        <w:t>| FACE Prep</w:t>
-      </w:r>
-    </w:p>
-    <w:p>
-      <w:pPr>
-        <w:jc w:val="center"/>
-        <w:rPr>
-          <w:rFonts w:ascii="Times New Roman" w:hAnsi="Times New Roman" w:cs="Times New Roman"/>
-          <w:sz w:val="44"/>
-          <w:szCs w:val="44"/>
-        </w:rPr>
-      </w:pPr>
-      <w:r>
-        <w:rPr>
-          <w:rFonts w:ascii="Times New Roman" w:hAnsi="Times New Roman" w:cs="Times New Roman"/>
-          <w:sz w:val="44"/>
-          <w:szCs w:val="44"/>
-        </w:rPr>
-        <w:t>Institution:</w:t>
-      </w:r>
-    </w:p>
-    <w:p>
-      <w:pPr>
-        <w:jc w:val="center"/>
-        <w:rPr>
-          <w:rFonts w:ascii="Times New Roman" w:hAnsi="Times New Roman" w:cs="Times New Roman"/>
-          <w:sz w:val="44"/>
-          <w:szCs w:val="44"/>
-        </w:rPr>
-      </w:pPr>
-      <w:r>
-        <w:rPr>
-          <w:rFonts w:ascii="Times New Roman" w:hAnsi="Times New Roman" w:cs="Times New Roman"/>
-          <w:sz w:val="44"/>
-          <w:szCs w:val="44"/>
-        </w:rPr>
-        <w:t>VIT Bhopal University</w:t>
-      </w:r>
-    </w:p>
-    <w:p>
-      <w:pPr>
-        <w:jc w:val="center"/>
-        <w:rPr>
-          <w:rFonts w:ascii="Times New Roman" w:hAnsi="Times New Roman" w:cs="Times New Roman"/>
-          <w:sz w:val="44"/>
-          <w:szCs w:val="44"/>
-        </w:rPr>
-      </w:pPr>
-    </w:p>
-    <w:p>
-      <w:pPr>
-        <w:jc w:val="center"/>
-        <w:rPr>
-          <w:rFonts w:ascii="Times New Roman" w:hAnsi="Times New Roman" w:cs="Times New Roman"/>
-          <w:sz w:val="44"/>
-          <w:szCs w:val="44"/>
-        </w:rPr>
-      </w:pPr>
-      <w:r>
-        <w:rPr>
-          <w:rFonts w:ascii="Times New Roman" w:hAnsi="Times New Roman" w:cs="Times New Roman"/>
-          <w:sz w:val="44"/>
-          <w:szCs w:val="44"/>
-        </w:rPr>
-        <w:t>Academic Year:</w:t>
-      </w:r>
-    </w:p>
-    <w:p>
-      <w:pPr>
-        <w:jc w:val="center"/>
-        <w:rPr>
-          <w:rFonts w:ascii="Times New Roman" w:hAnsi="Times New Roman" w:cs="Times New Roman"/>
-          <w:sz w:val="44"/>
-          <w:szCs w:val="44"/>
-        </w:rPr>
-      </w:pPr>
-      <w:r>
-        <w:rPr>
-          <w:rFonts w:ascii="Times New Roman" w:hAnsi="Times New Roman" w:cs="Times New Roman"/>
-          <w:sz w:val="44"/>
-          <w:szCs w:val="44"/>
-        </w:rPr>
-        <w:t>2026</w:t>
-      </w:r>
-    </w:p>
-    <w:p>
-      <w:pPr>
-        <w:jc w:val="center"/>
-        <w:rPr>
-          <w:rFonts w:ascii="Times New Roman" w:hAnsi="Times New Roman" w:cs="Times New Roman"/>
-          <w:sz w:val="44"/>
-          <w:szCs w:val="44"/>
-        </w:rPr>
-      </w:pPr>
-    </w:p>
-    <w:p>
-      <w:pPr>
-        <w:jc w:val="right"/>
-        <w:rPr>
-          <w:rFonts w:ascii="Times New Roman" w:hAnsi="Times New Roman" w:cs="Times New Roman"/>
-          <w:sz w:val="44"/>
-          <w:szCs w:val="44"/>
-        </w:rPr>
-      </w:pPr>
-      <w:r>
-        <w:rPr>
-          <w:rFonts w:ascii="Times New Roman" w:hAnsi="Times New Roman" w:cs="Times New Roman"/>
-          <w:sz w:val="44"/>
-          <w:szCs w:val="44"/>
-        </w:rPr>
-        <w:t>Submitted By:</w:t>
-      </w:r>
-    </w:p>
-    <w:p>
-      <w:pPr>
-        <w:jc w:val="right"/>
-        <w:rPr>
-          <w:rFonts w:ascii="Times New Roman" w:hAnsi="Times New Roman" w:cs="Times New Roman"/>
-          <w:sz w:val="44"/>
-          <w:szCs w:val="44"/>
-        </w:rPr>
-      </w:pPr>
-      <w:r>
-        <w:rPr>
-          <w:rFonts w:ascii="Times New Roman" w:hAnsi="Times New Roman" w:cs="Times New Roman"/>
-          <w:sz w:val="44"/>
-          <w:szCs w:val="44"/>
-        </w:rPr>
-        <w:t>Kavya Singh</w:t>
-      </w:r>
-    </w:p>
-    <w:p>
-      <w:pPr>
-        <w:jc w:val="right"/>
-        <w:rPr>
-          <w:rFonts w:ascii="Times New Roman" w:hAnsi="Times New Roman" w:cs="Times New Roman"/>
-          <w:sz w:val="44"/>
-          <w:szCs w:val="44"/>
-        </w:rPr>
-      </w:pPr>
-      <w:r>
-        <w:rPr>
-          <w:rFonts w:ascii="Times New Roman" w:hAnsi="Times New Roman" w:cs="Times New Roman"/>
-          <w:sz w:val="44"/>
-          <w:szCs w:val="44"/>
-        </w:rPr>
-        <w:t>24BCY10221</w:t>
-      </w:r>
-    </w:p>
-    <w:p>
-      <w:pPr>
-        <w:jc w:val="right"/>
-        <w:rPr>
-          <w:rFonts w:ascii="Times New Roman" w:hAnsi="Times New Roman" w:cs="Times New Roman"/>
-          <w:sz w:val="44"/>
-          <w:szCs w:val="44"/>
-        </w:rPr>
-      </w:pPr>
-    </w:p>
-    <w:p>
-      <w:pPr>
-        <w:jc w:val="right"/>
-        <w:rPr>
-          <w:rFonts w:ascii="Times New Roman" w:hAnsi="Times New Roman" w:cs="Times New Roman"/>
-          <w:sz w:val="44"/>
-          <w:szCs w:val="44"/>
-        </w:rPr>
-      </w:pPr>
-    </w:p>
-    <w:p>
-      <w:pPr>
-        <w:jc w:val="center"/>
-      </w:pPr>
-    </w:p>
-    <w:p>
-      <w:pPr>
-        <w:jc w:val="center"/>
-        <w:rPr>
-          <w:rFonts w:ascii="Times New Roman" w:hAnsi="Times New Roman" w:cs="Times New Roman"/>
-          <w:b/>
-          <w:bCs/>
-          <w:sz w:val="44"/>
-          <w:szCs w:val="44"/>
-        </w:rPr>
-      </w:pPr>
-      <w:r>
-        <w:rPr>
-          <w:rFonts w:ascii="Times New Roman" w:hAnsi="Times New Roman" w:cs="Times New Roman"/>
-          <w:b/>
-          <w:bCs/>
-          <w:sz w:val="44"/>
-          <w:szCs w:val="44"/>
-        </w:rPr>
-        <w:lastRenderedPageBreak/>
-        <w:t>ACKNOWLEDGEMENT</w:t>
-      </w:r>
-    </w:p>
-    <w:p>
-      <w:pPr>
-        <w:rPr>
-          <w:rFonts w:ascii="Times New Roman" w:hAnsi="Times New Roman" w:cs="Times New Roman"/>
-          <w:sz w:val="44"/>
-          <w:szCs w:val="44"/>
-        </w:rPr>
-      </w:pPr>
-    </w:p>
-    <w:p>
-      <w:pPr>
-        <w:rPr>
-          <w:rFonts w:ascii="Times New Roman" w:hAnsi="Times New Roman" w:cs="Times New Roman"/>
-          <w:sz w:val="36"/>
-          <w:szCs w:val="36"/>
-        </w:rPr>
-      </w:pPr>
-      <w:r>
-        <w:rPr>
-          <w:rFonts w:ascii="Times New Roman" w:hAnsi="Times New Roman" w:cs="Times New Roman"/>
-          <w:sz w:val="36"/>
-          <w:szCs w:val="36"/>
-        </w:rPr>
-        <w:t xml:space="preserve">I would like to express my profound gratitude to my project guide, </w:t>
-      </w:r>
-      <w:r>
-        <w:rPr>
-          <w:rFonts w:ascii="Times New Roman" w:hAnsi="Times New Roman" w:cs="Times New Roman"/>
-          <w:b/>
-          <w:bCs/>
-          <w:sz w:val="36"/>
-          <w:szCs w:val="36"/>
-        </w:rPr>
-        <w:t xml:space="preserve">Jayanth </w:t>
-      </w:r>
-      <w:proofErr w:type="spellStart"/>
-      <w:r>
-        <w:rPr>
-          <w:rFonts w:ascii="Times New Roman" w:hAnsi="Times New Roman" w:cs="Times New Roman"/>
-          <w:b/>
-          <w:bCs/>
-          <w:sz w:val="36"/>
-          <w:szCs w:val="36"/>
-        </w:rPr>
-        <w:t>Velligiri</w:t>
-      </w:r>
-      <w:proofErr w:type="spellEnd"/>
-      <w:r>
-        <w:rPr>
-          <w:rFonts w:ascii="Times New Roman" w:hAnsi="Times New Roman" w:cs="Times New Roman"/>
-          <w:sz w:val="36"/>
-          <w:szCs w:val="36"/>
-        </w:rPr>
-        <w:t xml:space="preserve"> for their invaluable guidance</w:t>
-      </w:r>
-      <w:r>
-        <w:rPr>
-          <w:rFonts w:ascii="Times New Roman" w:hAnsi="Times New Roman" w:cs="Times New Roman"/>
-          <w:sz w:val="36"/>
-          <w:szCs w:val="36"/>
-        </w:rPr>
-        <w:t xml:space="preserve"> </w:t>
-      </w:r>
-      <w:r>
-        <w:rPr>
-          <w:rFonts w:ascii="Times New Roman" w:hAnsi="Times New Roman" w:cs="Times New Roman"/>
-          <w:sz w:val="36"/>
-          <w:szCs w:val="36"/>
-        </w:rPr>
-        <w:t>and continuous encouragement throughout the duration of this project. Their expertise and patience were instrumental in the successful completion of this report.</w:t>
-      </w:r>
-    </w:p>
-    <w:p>
-      <w:pPr>
-        <w:rPr>
-          <w:rFonts w:ascii="Times New Roman" w:hAnsi="Times New Roman" w:cs="Times New Roman"/>
-          <w:sz w:val="36"/>
-          <w:szCs w:val="36"/>
-        </w:rPr>
-      </w:pPr>
-      <w:r>
-        <w:rPr>
-          <w:rFonts w:ascii="Times New Roman" w:hAnsi="Times New Roman" w:cs="Times New Roman"/>
-          <w:sz w:val="36"/>
-          <w:szCs w:val="36"/>
-        </w:rPr>
-        <w:t xml:space="preserve">I am also highly indebted to </w:t>
-      </w:r>
-      <w:r>
-        <w:rPr>
-          <w:rFonts w:ascii="Times New Roman" w:hAnsi="Times New Roman" w:cs="Times New Roman"/>
-          <w:b/>
-          <w:bCs/>
-          <w:sz w:val="36"/>
-          <w:szCs w:val="36"/>
-        </w:rPr>
-        <w:t>FACE Prep and VIT Bhopal University</w:t>
-      </w:r>
-      <w:r>
-        <w:rPr>
-          <w:rFonts w:ascii="Times New Roman" w:hAnsi="Times New Roman" w:cs="Times New Roman"/>
-          <w:sz w:val="36"/>
-          <w:szCs w:val="36"/>
-        </w:rPr>
-        <w:t xml:space="preserve"> for providing the necessary facilities and a conducive academic environment.</w:t>
-      </w:r>
-    </w:p>
-    <w:p>
-      <w:pPr>
-        <w:rPr>
-          <w:rFonts w:ascii="Times New Roman" w:hAnsi="Times New Roman" w:cs="Times New Roman"/>
-          <w:sz w:val="36"/>
-          <w:szCs w:val="36"/>
-        </w:rPr>
-      </w:pPr>
-      <w:r>
-        <w:rPr>
-          <w:rFonts w:ascii="Times New Roman" w:hAnsi="Times New Roman" w:cs="Times New Roman"/>
-          <w:sz w:val="36"/>
-          <w:szCs w:val="36"/>
-        </w:rPr>
-        <w:t>Finally, I extend my heartfelt thanks to my family, friends, and peers whose moral support and understanding made this endeavo</w:t>
-      </w:r>
-      <w:r>
-        <w:rPr>
-          <w:rFonts w:ascii="Times New Roman" w:hAnsi="Times New Roman" w:cs="Times New Roman"/>
-          <w:sz w:val="36"/>
-          <w:szCs w:val="36"/>
-        </w:rPr>
-        <w:t>u</w:t>
-      </w:r>
-      <w:r>
-        <w:rPr>
-          <w:rFonts w:ascii="Times New Roman" w:hAnsi="Times New Roman" w:cs="Times New Roman"/>
-          <w:sz w:val="36"/>
-          <w:szCs w:val="36"/>
-        </w:rPr>
-        <w:t>r a rewarding experience.</w:t>
-      </w:r>
-    </w:p>
-    <w:p>
-      <w:pPr>
-        <w:rPr>
-          <w:rFonts w:ascii="Times New Roman" w:hAnsi="Times New Roman" w:cs="Times New Roman"/>
-          <w:sz w:val="44"/>
-          <w:szCs w:val="44"/>
-        </w:rPr>
-      </w:pPr>
-    </w:p>
-    <w:p>
-      <w:pPr>
-        <w:rPr>
-          <w:rFonts w:ascii="Times New Roman" w:hAnsi="Times New Roman" w:cs="Times New Roman"/>
-          <w:sz w:val="44"/>
-          <w:szCs w:val="44"/>
-        </w:rPr>
-      </w:pPr>
-      <w:r>
-        <w:rPr>
-          <w:rFonts w:ascii="Times New Roman" w:hAnsi="Times New Roman" w:cs="Times New Roman"/>
-          <w:sz w:val="44"/>
-          <w:szCs w:val="44"/>
-        </w:rPr>
-        <w:br w:type="page"/>
-      </w:r>
-    </w:p>
-    <w:p>
-      <w:pPr>
-        <w:jc w:val="center"/>
-        <w:rPr>
-          <w:rFonts w:ascii="Times New Roman" w:hAnsi="Times New Roman" w:cs="Times New Roman"/>
-          <w:b/>
-          <w:bCs/>
-          <w:sz w:val="44"/>
-          <w:szCs w:val="44"/>
-        </w:rPr>
-      </w:pPr>
-      <w:r>
-        <w:rPr>
-          <w:rFonts w:ascii="Times New Roman" w:hAnsi="Times New Roman" w:cs="Times New Roman"/>
-          <w:b/>
-          <w:bCs/>
-          <w:sz w:val="44"/>
-          <w:szCs w:val="44"/>
-        </w:rPr>
-        <w:lastRenderedPageBreak/>
-        <w:t>ABSTRACT</w:t>
-      </w:r>
-    </w:p>
-    <w:p>
-      <w:pPr>
-        <w:jc w:val="center"/>
-        <w:rPr>
-          <w:rFonts w:ascii="Times New Roman" w:hAnsi="Times New Roman" w:cs="Times New Roman"/>
-          <w:b/>
-          <w:bCs/>
-          <w:sz w:val="44"/>
-          <w:szCs w:val="44"/>
-        </w:rPr>
-      </w:pPr>
-    </w:p>
-    <w:p>
-      <w:pPr>
-        <w:rPr>
-          <w:rFonts w:ascii="Times New Roman" w:hAnsi="Times New Roman" w:cs="Times New Roman"/>
-          <w:sz w:val="36"/>
-          <w:szCs w:val="36"/>
-        </w:rPr>
-      </w:pPr>
-      <w:proofErr w:type="spellStart"/>
-      <w:r>
-        <w:rPr>
-          <w:rFonts w:ascii="Times New Roman" w:hAnsi="Times New Roman" w:cs="Times New Roman"/>
-          <w:sz w:val="36"/>
-          <w:szCs w:val="36"/>
-        </w:rPr>
-        <w:t>KnowledgeVault</w:t>
-      </w:r>
-      <w:proofErr w:type="spellEnd"/>
-      <w:r>
-        <w:rPr>
-          <w:rFonts w:ascii="Times New Roman" w:hAnsi="Times New Roman" w:cs="Times New Roman"/>
-          <w:sz w:val="36"/>
-          <w:szCs w:val="36"/>
-        </w:rPr>
-        <w:t xml:space="preserve"> is a console-based academic resource management system developed using Java and MongoDB. The application allows users to store, view, search, and delete educational resources efficiently. MongoDB serves as the backend database for storing resource information such as title, subject, category, and description.</w:t>
-      </w:r>
-    </w:p>
-    <w:p>
-      <w:pPr>
-        <w:rPr>
-          <w:rFonts w:ascii="Times New Roman" w:hAnsi="Times New Roman" w:cs="Times New Roman"/>
-          <w:sz w:val="36"/>
-          <w:szCs w:val="36"/>
-        </w:rPr>
-      </w:pPr>
-      <w:r>
-        <w:rPr>
-          <w:rFonts w:ascii="Times New Roman" w:hAnsi="Times New Roman" w:cs="Times New Roman"/>
-          <w:sz w:val="36"/>
-          <w:szCs w:val="36"/>
-        </w:rPr>
-        <w:t>The project demonstrates the integration of Java with MongoDB and provides a simple menu-driven interface for performing database operations. The system helps organize academic materials in a structured manner and showcases CRUD (Create, Read, Update, Delete) operations using MongoDB.</w:t>
-      </w:r>
-    </w:p>
-    <w:p>
-      <w:pPr>
-        <w:rPr>
-          <w:rFonts w:ascii="Times New Roman" w:hAnsi="Times New Roman" w:cs="Times New Roman"/>
-          <w:sz w:val="36"/>
-          <w:szCs w:val="36"/>
-        </w:rPr>
-      </w:pPr>
-    </w:p>
-    <w:p>
-      <w:pPr>
-        <w:rPr>
-          <w:rFonts w:ascii="Times New Roman" w:hAnsi="Times New Roman" w:cs="Times New Roman"/>
-          <w:sz w:val="36"/>
-          <w:szCs w:val="36"/>
-        </w:rPr>
-      </w:pPr>
-      <w:r>
-        <w:rPr>
-          <w:rFonts w:ascii="Times New Roman" w:hAnsi="Times New Roman" w:cs="Times New Roman"/>
-          <w:sz w:val="36"/>
-          <w:szCs w:val="36"/>
-        </w:rPr>
-        <w:br w:type="page"/>
-      </w:r>
-    </w:p>
-    <w:p>
-      <w:pPr>
-        <w:jc w:val="center"/>
-        <w:rPr>
-          <w:rFonts w:ascii="Times New Roman" w:hAnsi="Times New Roman" w:cs="Times New Roman"/>
-          <w:b/>
-          <w:bCs/>
-          <w:sz w:val="44"/>
-          <w:szCs w:val="44"/>
-        </w:rPr>
-      </w:pPr>
-      <w:r>
-        <w:rPr>
-          <w:rFonts w:ascii="Times New Roman" w:hAnsi="Times New Roman" w:cs="Times New Roman"/>
-          <w:b/>
-          <w:bCs/>
-          <w:sz w:val="44"/>
-          <w:szCs w:val="44"/>
-        </w:rPr>
-        <w:lastRenderedPageBreak/>
-        <w:t>OBJECTIVES</w:t>
-      </w:r>
-    </w:p>
-    <w:p>
-      <w:pPr>
-        <w:rPr>
-          <w:rFonts w:ascii="Times New Roman" w:hAnsi="Times New Roman" w:cs="Times New Roman"/>
-          <w:sz w:val="36"/>
-          <w:szCs w:val="36"/>
-        </w:rPr>
-      </w:pPr>
-    </w:p>
-    <w:p>
-      <w:pPr>
-        <w:rPr>
-          <w:rFonts w:ascii="Times New Roman" w:hAnsi="Times New Roman" w:cs="Times New Roman"/>
-          <w:sz w:val="36"/>
-          <w:szCs w:val="36"/>
-        </w:rPr>
-      </w:pPr>
-      <w:r>
-        <w:rPr>
-          <w:rFonts w:ascii="Times New Roman" w:hAnsi="Times New Roman" w:cs="Times New Roman"/>
-          <w:sz w:val="36"/>
-          <w:szCs w:val="36"/>
-        </w:rPr>
-        <w:t>• To develop a resource management system using Java and MongoDB.</w:t>
-      </w:r>
-    </w:p>
-    <w:p>
-      <w:pPr>
-        <w:rPr>
-          <w:rFonts w:ascii="Times New Roman" w:hAnsi="Times New Roman" w:cs="Times New Roman"/>
-          <w:sz w:val="36"/>
-          <w:szCs w:val="36"/>
-        </w:rPr>
-      </w:pPr>
-      <w:r>
-        <w:rPr>
-          <w:rFonts w:ascii="Times New Roman" w:hAnsi="Times New Roman" w:cs="Times New Roman"/>
-          <w:sz w:val="36"/>
-          <w:szCs w:val="36"/>
-        </w:rPr>
-        <w:t>• To implement CRUD operations.</w:t>
-      </w:r>
-    </w:p>
-    <w:p>
-      <w:pPr>
-        <w:rPr>
-          <w:rFonts w:ascii="Times New Roman" w:hAnsi="Times New Roman" w:cs="Times New Roman"/>
-          <w:sz w:val="36"/>
-          <w:szCs w:val="36"/>
-        </w:rPr>
-      </w:pPr>
-      <w:r>
-        <w:rPr>
-          <w:rFonts w:ascii="Times New Roman" w:hAnsi="Times New Roman" w:cs="Times New Roman"/>
-          <w:sz w:val="36"/>
-          <w:szCs w:val="36"/>
-        </w:rPr>
-        <w:t>• To provide a menu-driven interface.</w:t>
-      </w:r>
-    </w:p>
-    <w:p>
-      <w:pPr>
-        <w:rPr>
-          <w:rFonts w:ascii="Times New Roman" w:hAnsi="Times New Roman" w:cs="Times New Roman"/>
-          <w:sz w:val="36"/>
-          <w:szCs w:val="36"/>
-        </w:rPr>
-      </w:pPr>
-      <w:r>
-        <w:rPr>
-          <w:rFonts w:ascii="Times New Roman" w:hAnsi="Times New Roman" w:cs="Times New Roman"/>
-          <w:sz w:val="36"/>
-          <w:szCs w:val="36"/>
-        </w:rPr>
-        <w:t>• To store academic resources efficiently.</w:t>
-      </w:r>
-    </w:p>
-    <w:p>
-      <w:pPr>
-        <w:rPr>
-          <w:rFonts w:ascii="Times New Roman" w:hAnsi="Times New Roman" w:cs="Times New Roman"/>
-          <w:sz w:val="36"/>
-          <w:szCs w:val="36"/>
-        </w:rPr>
-      </w:pPr>
-      <w:r>
-        <w:rPr>
-          <w:rFonts w:ascii="Times New Roman" w:hAnsi="Times New Roman" w:cs="Times New Roman"/>
-          <w:sz w:val="36"/>
-          <w:szCs w:val="36"/>
-        </w:rPr>
-        <w:t>• To demonstrate database connectivity using MongoDB.</w:t>
-      </w:r>
-    </w:p>
-    <w:p>
-      <w:pPr>
-        <w:rPr>
-          <w:rFonts w:ascii="Times New Roman" w:hAnsi="Times New Roman" w:cs="Times New Roman"/>
-          <w:sz w:val="36"/>
-          <w:szCs w:val="36"/>
-        </w:rPr>
-      </w:pPr>
-      <w:r>
-        <w:rPr>
-          <w:rFonts w:ascii="Times New Roman" w:hAnsi="Times New Roman" w:cs="Times New Roman"/>
-          <w:sz w:val="36"/>
-          <w:szCs w:val="36"/>
-        </w:rPr>
-        <w:br w:type="page"/>
-      </w:r>
-    </w:p>
-    <w:p>
-      <w:pPr>
-        <w:jc w:val="center"/>
-        <w:rPr>
-          <w:rFonts w:ascii="Times New Roman" w:hAnsi="Times New Roman" w:cs="Times New Roman"/>
-          <w:b/>
-          <w:bCs/>
-          <w:sz w:val="44"/>
-          <w:szCs w:val="44"/>
-        </w:rPr>
-      </w:pPr>
-      <w:r>
-        <w:rPr>
-          <w:rFonts w:ascii="Times New Roman" w:hAnsi="Times New Roman" w:cs="Times New Roman"/>
-          <w:b/>
-          <w:bCs/>
-          <w:sz w:val="44"/>
-          <w:szCs w:val="44"/>
-        </w:rPr>
-        <w:lastRenderedPageBreak/>
-        <w:t>TECHNOLOGIES USED</w:t>
-      </w:r>
-    </w:p>
-    <w:p>
-      <w:pPr>
-        <w:rPr>
-          <w:rFonts w:ascii="Times New Roman" w:hAnsi="Times New Roman" w:cs="Times New Roman"/>
-          <w:sz w:val="44"/>
-          <w:szCs w:val="44"/>
-        </w:rPr>
-      </w:pPr>
-    </w:p>
-    <w:tbl>
-      <w:tblPr>
-        <w:tblStyle w:val="TableGrid"/>
-        <w:tblW w:w="0" w:type="auto"/>
-        <w:tblLook w:val="04A0" w:firstRow="1" w:lastRow="0" w:firstColumn="1" w:lastColumn="0" w:noHBand="0" w:noVBand="1"/>
-      </w:tblPr>
-      <w:tblGrid>
-        <w:gridCol w:w="4508"/>
-        <w:gridCol w:w="4508"/>
-      </w:tblGrid>
-      <w:tr>
-        <w:tc>
-          <w:tcPr>
-            <w:tcW w:w="4508" w:type="dxa"/>
-          </w:tcPr>
-          <w:p>
-            <w:pPr>
-              <w:rPr>
-                <w:rFonts w:ascii="Times New Roman" w:hAnsi="Times New Roman" w:cs="Times New Roman"/>
-                <w:b/>
-                <w:bCs/>
-                <w:sz w:val="44"/>
-                <w:szCs w:val="44"/>
-              </w:rPr>
-            </w:pPr>
-            <w:r>
-              <w:rPr>
-                <w:rFonts w:ascii="Times New Roman" w:hAnsi="Times New Roman" w:cs="Times New Roman"/>
-                <w:b/>
-                <w:bCs/>
-                <w:sz w:val="44"/>
-                <w:szCs w:val="44"/>
-              </w:rPr>
-              <w:t>Technology</w:t>
-            </w:r>
-          </w:p>
-        </w:tc>
-        <w:tc>
-          <w:tcPr>
-            <w:tcW w:w="4508" w:type="dxa"/>
-          </w:tcPr>
-          <w:p>
-            <w:pPr>
-              <w:rPr>
-                <w:rFonts w:ascii="Times New Roman" w:hAnsi="Times New Roman" w:cs="Times New Roman"/>
-                <w:b/>
-                <w:bCs/>
-                <w:sz w:val="44"/>
-                <w:szCs w:val="44"/>
-              </w:rPr>
-            </w:pPr>
-            <w:r>
-              <w:rPr>
-                <w:rFonts w:ascii="Times New Roman" w:hAnsi="Times New Roman" w:cs="Times New Roman"/>
-                <w:b/>
-                <w:bCs/>
-                <w:sz w:val="44"/>
-                <w:szCs w:val="44"/>
-              </w:rPr>
-              <w:t>Purpose</w:t>
-            </w:r>
-          </w:p>
-        </w:tc>
-      </w:tr>
-      <w:tr>
-        <w:tc>
-          <w:tcPr>
-            <w:tcW w:w="4508" w:type="dxa"/>
-          </w:tcPr>
-          <w:p>
-            <w:pPr>
-              <w:rPr>
-                <w:rFonts w:ascii="Times New Roman" w:hAnsi="Times New Roman" w:cs="Times New Roman"/>
-                <w:sz w:val="36"/>
-                <w:szCs w:val="36"/>
-              </w:rPr>
-            </w:pPr>
-            <w:r>
-              <w:rPr>
-                <w:rFonts w:ascii="Times New Roman" w:hAnsi="Times New Roman" w:cs="Times New Roman"/>
-                <w:sz w:val="36"/>
-                <w:szCs w:val="36"/>
-              </w:rPr>
-              <w:t>Java 17</w:t>
-            </w:r>
-          </w:p>
-        </w:tc>
-        <w:tc>
-          <w:tcPr>
-            <w:tcW w:w="4508" w:type="dxa"/>
-          </w:tcPr>
-          <w:p>
-            <w:pPr>
-              <w:rPr>
-                <w:rFonts w:ascii="Times New Roman" w:hAnsi="Times New Roman" w:cs="Times New Roman"/>
-                <w:sz w:val="36"/>
-                <w:szCs w:val="36"/>
-              </w:rPr>
-            </w:pPr>
-            <w:r>
-              <w:rPr>
-                <w:rFonts w:ascii="Times New Roman" w:hAnsi="Times New Roman" w:cs="Times New Roman"/>
-                <w:sz w:val="36"/>
-                <w:szCs w:val="36"/>
-              </w:rPr>
-              <w:t>Application Development</w:t>
-            </w:r>
-          </w:p>
-        </w:tc>
-      </w:tr>
-      <w:tr>
-        <w:tc>
-          <w:tcPr>
-            <w:tcW w:w="4508" w:type="dxa"/>
-          </w:tcPr>
-          <w:p>
-            <w:pPr>
-              <w:rPr>
-                <w:rFonts w:ascii="Times New Roman" w:hAnsi="Times New Roman" w:cs="Times New Roman"/>
-                <w:sz w:val="36"/>
-                <w:szCs w:val="36"/>
-              </w:rPr>
-            </w:pPr>
-            <w:r>
-              <w:rPr>
-                <w:rFonts w:ascii="Times New Roman" w:hAnsi="Times New Roman" w:cs="Times New Roman"/>
-                <w:sz w:val="36"/>
-                <w:szCs w:val="36"/>
-              </w:rPr>
-              <w:t>MongoDB</w:t>
-            </w:r>
-          </w:p>
-        </w:tc>
-        <w:tc>
-          <w:tcPr>
-            <w:tcW w:w="4508" w:type="dxa"/>
-          </w:tcPr>
-          <w:p>
-            <w:pPr>
-              <w:rPr>
-                <w:rFonts w:ascii="Times New Roman" w:hAnsi="Times New Roman" w:cs="Times New Roman"/>
-                <w:sz w:val="36"/>
-                <w:szCs w:val="36"/>
-              </w:rPr>
-            </w:pPr>
-            <w:r>
-              <w:rPr>
-                <w:rFonts w:ascii="Times New Roman" w:hAnsi="Times New Roman" w:cs="Times New Roman"/>
-                <w:sz w:val="36"/>
-                <w:szCs w:val="36"/>
-              </w:rPr>
-              <w:t>Database</w:t>
-            </w:r>
-          </w:p>
-        </w:tc>
-      </w:tr>
-      <w:tr>
-        <w:tc>
-          <w:tcPr>
-            <w:tcW w:w="4508" w:type="dxa"/>
-          </w:tcPr>
-          <w:p>
-            <w:pPr>
-              <w:rPr>
-                <w:rFonts w:ascii="Times New Roman" w:hAnsi="Times New Roman" w:cs="Times New Roman"/>
-                <w:sz w:val="36"/>
-                <w:szCs w:val="36"/>
-              </w:rPr>
-            </w:pPr>
-            <w:r>
-              <w:rPr>
-                <w:rFonts w:ascii="Times New Roman" w:hAnsi="Times New Roman" w:cs="Times New Roman"/>
-                <w:sz w:val="36"/>
-                <w:szCs w:val="36"/>
-              </w:rPr>
-              <w:t>MongoDB Compass</w:t>
-            </w:r>
-          </w:p>
-        </w:tc>
-        <w:tc>
-          <w:tcPr>
-            <w:tcW w:w="4508" w:type="dxa"/>
-          </w:tcPr>
-          <w:p>
-            <w:pPr>
-              <w:rPr>
-                <w:rFonts w:ascii="Times New Roman" w:hAnsi="Times New Roman" w:cs="Times New Roman"/>
-                <w:sz w:val="36"/>
-                <w:szCs w:val="36"/>
-              </w:rPr>
-            </w:pPr>
-            <w:r>
-              <w:rPr>
-                <w:rFonts w:ascii="Times New Roman" w:hAnsi="Times New Roman" w:cs="Times New Roman"/>
-                <w:sz w:val="36"/>
-                <w:szCs w:val="36"/>
-              </w:rPr>
-              <w:t>Database Visualization</w:t>
-            </w:r>
-          </w:p>
-        </w:tc>
-      </w:tr>
-      <w:tr>
-        <w:tc>
-          <w:tcPr>
-            <w:tcW w:w="4508" w:type="dxa"/>
-          </w:tcPr>
-          <w:p>
-            <w:pPr>
-              <w:rPr>
-                <w:rFonts w:ascii="Times New Roman" w:hAnsi="Times New Roman" w:cs="Times New Roman"/>
-                <w:sz w:val="36"/>
-                <w:szCs w:val="36"/>
-              </w:rPr>
-            </w:pPr>
-            <w:r>
-              <w:rPr>
-                <w:rFonts w:ascii="Times New Roman" w:hAnsi="Times New Roman" w:cs="Times New Roman"/>
-                <w:sz w:val="36"/>
-                <w:szCs w:val="36"/>
-              </w:rPr>
-              <w:t>Maven</w:t>
-            </w:r>
-          </w:p>
-        </w:tc>
-        <w:tc>
-          <w:tcPr>
-            <w:tcW w:w="4508" w:type="dxa"/>
-          </w:tcPr>
-          <w:p>
-            <w:pPr>
-              <w:rPr>
-                <w:rFonts w:ascii="Times New Roman" w:hAnsi="Times New Roman" w:cs="Times New Roman"/>
-                <w:sz w:val="36"/>
-                <w:szCs w:val="36"/>
-              </w:rPr>
-            </w:pPr>
-            <w:r>
-              <w:rPr>
-                <w:rFonts w:ascii="Times New Roman" w:hAnsi="Times New Roman" w:cs="Times New Roman"/>
-                <w:sz w:val="36"/>
-                <w:szCs w:val="36"/>
-              </w:rPr>
-              <w:t>Dependency Management</w:t>
-            </w:r>
-          </w:p>
-        </w:tc>
-      </w:tr>
-      <w:tr>
-        <w:trPr>
-          <w:trHeight w:val="410"/>
-        </w:trPr>
-        <w:tc>
-          <w:tcPr>
-            <w:tcW w:w="4508" w:type="dxa"/>
-          </w:tcPr>
-          <w:p>
-            <w:pPr>
-              <w:rPr>
-                <w:rFonts w:ascii="Times New Roman" w:hAnsi="Times New Roman" w:cs="Times New Roman"/>
-                <w:sz w:val="36"/>
-                <w:szCs w:val="36"/>
-              </w:rPr>
-            </w:pPr>
-            <w:r>
-              <w:rPr>
-                <w:rFonts w:ascii="Times New Roman" w:hAnsi="Times New Roman" w:cs="Times New Roman"/>
-                <w:sz w:val="36"/>
-                <w:szCs w:val="36"/>
-              </w:rPr>
-              <w:t>VS Code</w:t>
-            </w:r>
-          </w:p>
-        </w:tc>
-        <w:tc>
-          <w:tcPr>
-            <w:tcW w:w="4508" w:type="dxa"/>
-          </w:tcPr>
-          <w:p>
-            <w:pPr>
-              <w:rPr>
-                <w:rFonts w:ascii="Times New Roman" w:hAnsi="Times New Roman" w:cs="Times New Roman"/>
-                <w:sz w:val="36"/>
-                <w:szCs w:val="36"/>
-              </w:rPr>
-            </w:pPr>
-            <w:r>
-              <w:rPr>
-                <w:rFonts w:ascii="Times New Roman" w:hAnsi="Times New Roman" w:cs="Times New Roman"/>
-                <w:sz w:val="36"/>
-                <w:szCs w:val="36"/>
-              </w:rPr>
-              <w:t>Development Environment</w:t>
-            </w:r>
-          </w:p>
-        </w:tc>
-      </w:tr>
-    </w:tbl>
-    <w:p>
-      <w:pPr>
-        <w:rPr>
-          <w:rFonts w:ascii="Times New Roman" w:hAnsi="Times New Roman" w:cs="Times New Roman"/>
-          <w:sz w:val="44"/>
-          <w:szCs w:val="44"/>
-        </w:rPr>
-      </w:pPr>
-    </w:p>
-    <w:p>
-      <w:pPr>
-        <w:rPr>
-          <w:rFonts w:ascii="Times New Roman" w:hAnsi="Times New Roman" w:cs="Times New Roman"/>
-          <w:sz w:val="44"/>
-          <w:szCs w:val="44"/>
-        </w:rPr>
-      </w:pPr>
-      <w:r>
-        <w:rPr>
-          <w:rFonts w:ascii="Times New Roman" w:hAnsi="Times New Roman" w:cs="Times New Roman"/>
-          <w:sz w:val="44"/>
-          <w:szCs w:val="44"/>
-        </w:rPr>
-        <w:br w:type="page"/>
-      </w:r>
-    </w:p>
-    <w:p>
-      <w:pPr>
-        <w:jc w:val="center"/>
-        <w:rPr>
-          <w:rFonts w:ascii="Times New Roman" w:hAnsi="Times New Roman" w:cs="Times New Roman"/>
-          <w:b/>
-          <w:bCs/>
-          <w:sz w:val="44"/>
-          <w:szCs w:val="44"/>
-        </w:rPr>
-      </w:pPr>
-      <w:r>
-        <w:rPr>
-          <w:rFonts w:ascii="Times New Roman" w:hAnsi="Times New Roman" w:cs="Times New Roman"/>
-          <w:b/>
-          <w:bCs/>
-          <w:sz w:val="44"/>
-          <w:szCs w:val="44"/>
-        </w:rPr>
-        <w:lastRenderedPageBreak/>
-        <w:t>SYSTEM REQUIREMENTS</w:t>
-      </w:r>
-    </w:p>
-    <w:p>
-      <w:pPr>
-        <w:jc w:val="center"/>
-        <w:rPr>
-          <w:rFonts w:ascii="Times New Roman" w:hAnsi="Times New Roman" w:cs="Times New Roman"/>
-          <w:b/>
-          <w:bCs/>
-          <w:sz w:val="44"/>
-          <w:szCs w:val="44"/>
-        </w:rPr>
-      </w:pPr>
-    </w:p>
-    <w:p>
-      <w:pPr>
-        <w:rPr>
-          <w:rFonts w:ascii="Times New Roman" w:hAnsi="Times New Roman" w:cs="Times New Roman"/>
-          <w:sz w:val="36"/>
-          <w:szCs w:val="36"/>
-        </w:rPr>
-      </w:pPr>
-      <w:r>
-        <w:rPr>
-          <w:rFonts w:ascii="Times New Roman" w:hAnsi="Times New Roman" w:cs="Times New Roman"/>
-          <w:sz w:val="36"/>
-          <w:szCs w:val="36"/>
-        </w:rPr>
-        <w:t>Hardware:</w:t>
-      </w:r>
-    </w:p>
-    <w:p>
-      <w:pPr>
-        <w:rPr>
-          <w:rFonts w:ascii="Times New Roman" w:hAnsi="Times New Roman" w:cs="Times New Roman"/>
-          <w:sz w:val="36"/>
-          <w:szCs w:val="36"/>
-        </w:rPr>
-      </w:pPr>
-      <w:r>
-        <w:rPr>
-          <w:rFonts w:ascii="Times New Roman" w:hAnsi="Times New Roman" w:cs="Times New Roman"/>
-          <w:sz w:val="36"/>
-          <w:szCs w:val="36"/>
-        </w:rPr>
-        <w:t>- Intel i3 or above</w:t>
-      </w:r>
-    </w:p>
-    <w:p>
-      <w:pPr>
-        <w:rPr>
-          <w:rFonts w:ascii="Times New Roman" w:hAnsi="Times New Roman" w:cs="Times New Roman"/>
-          <w:sz w:val="36"/>
-          <w:szCs w:val="36"/>
-        </w:rPr>
-      </w:pPr>
-      <w:r>
-        <w:rPr>
-          <w:rFonts w:ascii="Times New Roman" w:hAnsi="Times New Roman" w:cs="Times New Roman"/>
-          <w:sz w:val="36"/>
-          <w:szCs w:val="36"/>
-        </w:rPr>
-        <w:t>- 4 GB RAM</w:t>
-      </w:r>
-    </w:p>
-    <w:p>
-      <w:pPr>
-        <w:rPr>
-          <w:rFonts w:ascii="Times New Roman" w:hAnsi="Times New Roman" w:cs="Times New Roman"/>
-          <w:sz w:val="36"/>
-          <w:szCs w:val="36"/>
-        </w:rPr>
-      </w:pPr>
-      <w:r>
-        <w:rPr>
-          <w:rFonts w:ascii="Times New Roman" w:hAnsi="Times New Roman" w:cs="Times New Roman"/>
-          <w:sz w:val="36"/>
-          <w:szCs w:val="36"/>
-        </w:rPr>
-        <w:t>- 500 MB Free Storage</w:t>
-      </w:r>
-    </w:p>
-    <w:p>
-      <w:pPr>
-        <w:rPr>
-          <w:rFonts w:ascii="Times New Roman" w:hAnsi="Times New Roman" w:cs="Times New Roman"/>
-          <w:sz w:val="36"/>
-          <w:szCs w:val="36"/>
-        </w:rPr>
-      </w:pPr>
-    </w:p>
-    <w:p>
-      <w:pPr>
-        <w:rPr>
-          <w:rFonts w:ascii="Times New Roman" w:hAnsi="Times New Roman" w:cs="Times New Roman"/>
-          <w:sz w:val="36"/>
-          <w:szCs w:val="36"/>
-        </w:rPr>
-      </w:pPr>
-      <w:r>
-        <w:rPr>
-          <w:rFonts w:ascii="Times New Roman" w:hAnsi="Times New Roman" w:cs="Times New Roman"/>
-          <w:sz w:val="36"/>
-          <w:szCs w:val="36"/>
-        </w:rPr>
-        <w:t>Software:</w:t>
-      </w:r>
-    </w:p>
-    <w:p>
-      <w:pPr>
-        <w:rPr>
-          <w:rFonts w:ascii="Times New Roman" w:hAnsi="Times New Roman" w:cs="Times New Roman"/>
-          <w:sz w:val="36"/>
-          <w:szCs w:val="36"/>
-        </w:rPr>
-      </w:pPr>
-      <w:r>
-        <w:rPr>
-          <w:rFonts w:ascii="Times New Roman" w:hAnsi="Times New Roman" w:cs="Times New Roman"/>
-          <w:sz w:val="36"/>
-          <w:szCs w:val="36"/>
-        </w:rPr>
-        <w:t>- Windows 11</w:t>
-      </w:r>
-    </w:p>
-    <w:p>
-      <w:pPr>
-        <w:rPr>
-          <w:rFonts w:ascii="Times New Roman" w:hAnsi="Times New Roman" w:cs="Times New Roman"/>
-          <w:sz w:val="36"/>
-          <w:szCs w:val="36"/>
-        </w:rPr>
-      </w:pPr>
-      <w:r>
-        <w:rPr>
-          <w:rFonts w:ascii="Times New Roman" w:hAnsi="Times New Roman" w:cs="Times New Roman"/>
-          <w:sz w:val="36"/>
-          <w:szCs w:val="36"/>
-        </w:rPr>
-        <w:t>- Java JDK 17</w:t>
-      </w:r>
-    </w:p>
-    <w:p>
-      <w:pPr>
-        <w:rPr>
-          <w:rFonts w:ascii="Times New Roman" w:hAnsi="Times New Roman" w:cs="Times New Roman"/>
-          <w:sz w:val="36"/>
-          <w:szCs w:val="36"/>
-        </w:rPr>
-      </w:pPr>
-      <w:r>
-        <w:rPr>
-          <w:rFonts w:ascii="Times New Roman" w:hAnsi="Times New Roman" w:cs="Times New Roman"/>
-          <w:sz w:val="36"/>
-          <w:szCs w:val="36"/>
-        </w:rPr>
-        <w:t>- MongoDB</w:t>
-      </w:r>
-    </w:p>
-    <w:p>
-      <w:pPr>
-        <w:rPr>
-          <w:rFonts w:ascii="Times New Roman" w:hAnsi="Times New Roman" w:cs="Times New Roman"/>
-          <w:sz w:val="36"/>
-          <w:szCs w:val="36"/>
-        </w:rPr>
-      </w:pPr>
-      <w:r>
-        <w:rPr>
-          <w:rFonts w:ascii="Times New Roman" w:hAnsi="Times New Roman" w:cs="Times New Roman"/>
-          <w:sz w:val="36"/>
-          <w:szCs w:val="36"/>
-        </w:rPr>
-        <w:t>- MongoDB Compass</w:t>
-      </w:r>
-    </w:p>
-    <w:p>
-      <w:pPr>
-        <w:rPr>
-          <w:rFonts w:ascii="Times New Roman" w:hAnsi="Times New Roman" w:cs="Times New Roman"/>
-          <w:sz w:val="36"/>
-          <w:szCs w:val="36"/>
-        </w:rPr>
-      </w:pPr>
-      <w:r>
-        <w:rPr>
-          <w:rFonts w:ascii="Times New Roman" w:hAnsi="Times New Roman" w:cs="Times New Roman"/>
-          <w:sz w:val="36"/>
-          <w:szCs w:val="36"/>
-        </w:rPr>
-        <w:t>- Apache Maven</w:t>
-      </w:r>
-    </w:p>
-    <w:p>
-      <w:pPr>
-        <w:rPr>
-          <w:rFonts w:ascii="Times New Roman" w:hAnsi="Times New Roman" w:cs="Times New Roman"/>
-          <w:sz w:val="36"/>
-          <w:szCs w:val="36"/>
-        </w:rPr>
-      </w:pPr>
-      <w:r>
-        <w:rPr>
-          <w:rFonts w:ascii="Times New Roman" w:hAnsi="Times New Roman" w:cs="Times New Roman"/>
-          <w:sz w:val="36"/>
-          <w:szCs w:val="36"/>
-        </w:rPr>
-        <w:t>- Visual Studio Code</w:t>
-      </w:r>
-    </w:p>
-    <w:p>
-      <w:pPr>
-        <w:rPr>
-          <w:rFonts w:ascii="Times New Roman" w:hAnsi="Times New Roman" w:cs="Times New Roman"/>
-          <w:sz w:val="36"/>
-          <w:szCs w:val="36"/>
-        </w:rPr>
-      </w:pPr>
-      <w:r>
-        <w:rPr>
-          <w:rFonts w:ascii="Times New Roman" w:hAnsi="Times New Roman" w:cs="Times New Roman"/>
-          <w:sz w:val="36"/>
-          <w:szCs w:val="36"/>
-        </w:rPr>
-        <w:br w:type="page"/>
-      </w:r>
-    </w:p>
-    <w:p>
-      <w:pPr>
-        <w:jc w:val="center"/>
-        <w:rPr>
-          <w:rFonts w:ascii="Times New Roman" w:hAnsi="Times New Roman" w:cs="Times New Roman"/>
-          <w:b/>
-          <w:bCs/>
-          <w:sz w:val="44"/>
-          <w:szCs w:val="44"/>
-        </w:rPr>
-      </w:pPr>
-      <w:r>
-        <w:rPr>
-          <w:rFonts w:ascii="Times New Roman" w:hAnsi="Times New Roman" w:cs="Times New Roman"/>
-          <w:b/>
-          <w:bCs/>
-          <w:sz w:val="44"/>
-          <w:szCs w:val="44"/>
-        </w:rPr>
-        <w:lastRenderedPageBreak/>
-        <w:t>PROJECT MODULES</w:t>
-      </w:r>
-    </w:p>
-    <w:p>
-      <w:pPr>
-        <w:rPr>
-          <w:rFonts w:ascii="Times New Roman" w:hAnsi="Times New Roman" w:cs="Times New Roman"/>
-          <w:sz w:val="36"/>
-          <w:szCs w:val="36"/>
-        </w:rPr>
-      </w:pPr>
-    </w:p>
-    <w:p>
-      <w:pPr>
-        <w:rPr>
-          <w:rFonts w:ascii="Times New Roman" w:hAnsi="Times New Roman" w:cs="Times New Roman"/>
-          <w:b/>
-          <w:bCs/>
-          <w:sz w:val="36"/>
-          <w:szCs w:val="36"/>
-        </w:rPr>
-      </w:pPr>
-      <w:r>
-        <w:rPr>
-          <w:rFonts w:ascii="Times New Roman" w:hAnsi="Times New Roman" w:cs="Times New Roman"/>
-          <w:b/>
-          <w:bCs/>
-          <w:sz w:val="36"/>
-          <w:szCs w:val="36"/>
-        </w:rPr>
-        <w:t>Module 1: Database Connectivity</w:t>
-      </w:r>
-    </w:p>
-    <w:p>
-      <w:pPr>
-        <w:numPr>
-          <w:ilvl w:val="0"/>
-          <w:numId w:val="6"/>
-        </w:numPr>
-        <w:rPr>
-          <w:rFonts w:ascii="Times New Roman" w:hAnsi="Times New Roman" w:cs="Times New Roman"/>
-          <w:sz w:val="36"/>
-          <w:szCs w:val="36"/>
-        </w:rPr>
-      </w:pPr>
-      <w:r>
-        <w:rPr>
-          <w:rFonts w:ascii="Times New Roman" w:hAnsi="Times New Roman" w:cs="Times New Roman"/>
-          <w:sz w:val="36"/>
-          <w:szCs w:val="36"/>
-        </w:rPr>
-        <w:t xml:space="preserve">Connect Java application to MongoDB. </w:t>
-      </w:r>
-    </w:p>
-    <w:p>
-      <w:pPr>
-        <w:numPr>
-          <w:ilvl w:val="0"/>
-          <w:numId w:val="6"/>
-        </w:numPr>
-        <w:rPr>
-          <w:rFonts w:ascii="Times New Roman" w:hAnsi="Times New Roman" w:cs="Times New Roman"/>
-          <w:sz w:val="36"/>
-          <w:szCs w:val="36"/>
-        </w:rPr>
-      </w:pPr>
-      <w:r>
-        <w:rPr>
-          <w:rFonts w:ascii="Times New Roman" w:hAnsi="Times New Roman" w:cs="Times New Roman"/>
-          <w:sz w:val="36"/>
-          <w:szCs w:val="36"/>
-        </w:rPr>
-        <w:t xml:space="preserve">Access </w:t>
-      </w:r>
-      <w:proofErr w:type="spellStart"/>
-      <w:r>
-        <w:rPr>
-          <w:rFonts w:ascii="Times New Roman" w:hAnsi="Times New Roman" w:cs="Times New Roman"/>
-          <w:sz w:val="36"/>
-          <w:szCs w:val="36"/>
-        </w:rPr>
-        <w:t>KnowledgeVault</w:t>
-      </w:r>
-      <w:proofErr w:type="spellEnd"/>
-      <w:r>
-        <w:rPr>
-          <w:rFonts w:ascii="Times New Roman" w:hAnsi="Times New Roman" w:cs="Times New Roman"/>
-          <w:sz w:val="36"/>
-          <w:szCs w:val="36"/>
-        </w:rPr>
-        <w:t xml:space="preserve"> database. </w:t>
-      </w:r>
-    </w:p>
-    <w:p>
-      <w:pPr>
-        <w:rPr>
-          <w:rFonts w:ascii="Times New Roman" w:hAnsi="Times New Roman" w:cs="Times New Roman"/>
-          <w:b/>
-          <w:bCs/>
-          <w:sz w:val="36"/>
-          <w:szCs w:val="36"/>
-        </w:rPr>
-      </w:pPr>
-      <w:r>
-        <w:rPr>
-          <w:rFonts w:ascii="Times New Roman" w:hAnsi="Times New Roman" w:cs="Times New Roman"/>
-          <w:b/>
-          <w:bCs/>
-          <w:sz w:val="36"/>
-          <w:szCs w:val="36"/>
-        </w:rPr>
-        <w:t>Module 2: Add Resource</w:t>
-      </w:r>
-    </w:p>
-    <w:p>
-      <w:pPr>
-        <w:numPr>
-          <w:ilvl w:val="0"/>
-          <w:numId w:val="7"/>
-        </w:numPr>
-        <w:rPr>
-          <w:rFonts w:ascii="Times New Roman" w:hAnsi="Times New Roman" w:cs="Times New Roman"/>
-          <w:sz w:val="36"/>
-          <w:szCs w:val="36"/>
-        </w:rPr>
-      </w:pPr>
-      <w:r>
-        <w:rPr>
-          <w:rFonts w:ascii="Times New Roman" w:hAnsi="Times New Roman" w:cs="Times New Roman"/>
-          <w:sz w:val="36"/>
-          <w:szCs w:val="36"/>
-        </w:rPr>
-        <w:t xml:space="preserve">Insert resource details into MongoDB. </w:t>
-      </w:r>
-    </w:p>
-    <w:p>
-      <w:pPr>
-        <w:rPr>
-          <w:rFonts w:ascii="Times New Roman" w:hAnsi="Times New Roman" w:cs="Times New Roman"/>
-          <w:b/>
-          <w:bCs/>
-          <w:sz w:val="36"/>
-          <w:szCs w:val="36"/>
-        </w:rPr>
-      </w:pPr>
-      <w:r>
-        <w:rPr>
-          <w:rFonts w:ascii="Times New Roman" w:hAnsi="Times New Roman" w:cs="Times New Roman"/>
-          <w:b/>
-          <w:bCs/>
-          <w:sz w:val="36"/>
-          <w:szCs w:val="36"/>
-        </w:rPr>
-        <w:t>Module 3: View Resources</w:t>
-      </w:r>
-    </w:p>
-    <w:p>
-      <w:pPr>
-        <w:numPr>
-          <w:ilvl w:val="0"/>
-          <w:numId w:val="8"/>
-        </w:numPr>
-        <w:rPr>
-          <w:rFonts w:ascii="Times New Roman" w:hAnsi="Times New Roman" w:cs="Times New Roman"/>
-          <w:sz w:val="36"/>
-          <w:szCs w:val="36"/>
-        </w:rPr>
-      </w:pPr>
-      <w:r>
-        <w:rPr>
-          <w:rFonts w:ascii="Times New Roman" w:hAnsi="Times New Roman" w:cs="Times New Roman"/>
-          <w:sz w:val="36"/>
-          <w:szCs w:val="36"/>
-        </w:rPr>
-        <w:t xml:space="preserve">Retrieve all stored resources. </w:t>
-      </w:r>
-    </w:p>
-    <w:p>
-      <w:pPr>
-        <w:rPr>
-          <w:rFonts w:ascii="Times New Roman" w:hAnsi="Times New Roman" w:cs="Times New Roman"/>
-          <w:b/>
-          <w:bCs/>
-          <w:sz w:val="36"/>
-          <w:szCs w:val="36"/>
-        </w:rPr>
-      </w:pPr>
-      <w:r>
-        <w:rPr>
-          <w:rFonts w:ascii="Times New Roman" w:hAnsi="Times New Roman" w:cs="Times New Roman"/>
-          <w:b/>
-          <w:bCs/>
-          <w:sz w:val="36"/>
-          <w:szCs w:val="36"/>
-        </w:rPr>
-        <w:t>Module 4: Search Resource</w:t>
-      </w:r>
-    </w:p>
-    <w:p>
-      <w:pPr>
-        <w:numPr>
-          <w:ilvl w:val="0"/>
-          <w:numId w:val="9"/>
-        </w:numPr>
-        <w:rPr>
-          <w:rFonts w:ascii="Times New Roman" w:hAnsi="Times New Roman" w:cs="Times New Roman"/>
-          <w:sz w:val="36"/>
-          <w:szCs w:val="36"/>
-        </w:rPr>
-      </w:pPr>
-      <w:r>
-        <w:rPr>
-          <w:rFonts w:ascii="Times New Roman" w:hAnsi="Times New Roman" w:cs="Times New Roman"/>
-          <w:sz w:val="36"/>
-          <w:szCs w:val="36"/>
-        </w:rPr>
-        <w:t xml:space="preserve">Search resources by title. </w:t>
-      </w:r>
-    </w:p>
-    <w:p>
-      <w:pPr>
-        <w:rPr>
-          <w:rFonts w:ascii="Times New Roman" w:hAnsi="Times New Roman" w:cs="Times New Roman"/>
-          <w:b/>
-          <w:bCs/>
-          <w:sz w:val="36"/>
-          <w:szCs w:val="36"/>
-        </w:rPr>
-      </w:pPr>
-      <w:r>
-        <w:rPr>
-          <w:rFonts w:ascii="Times New Roman" w:hAnsi="Times New Roman" w:cs="Times New Roman"/>
-          <w:b/>
-          <w:bCs/>
-          <w:sz w:val="36"/>
-          <w:szCs w:val="36"/>
-        </w:rPr>
-        <w:t>Module 5: Delete Resource</w:t>
-      </w:r>
-    </w:p>
-    <w:p>
-      <w:pPr>
-        <w:numPr>
-          <w:ilvl w:val="0"/>
-          <w:numId w:val="10"/>
-        </w:numPr>
-        <w:rPr>
-          <w:rFonts w:ascii="Times New Roman" w:hAnsi="Times New Roman" w:cs="Times New Roman"/>
-          <w:sz w:val="36"/>
-          <w:szCs w:val="36"/>
-        </w:rPr>
-      </w:pPr>
-      <w:r>
-        <w:rPr>
-          <w:rFonts w:ascii="Times New Roman" w:hAnsi="Times New Roman" w:cs="Times New Roman"/>
-          <w:sz w:val="36"/>
-          <w:szCs w:val="36"/>
-        </w:rPr>
-        <w:t>Remove resources from database.</w:t>
-      </w:r>
-    </w:p>
-    <w:p>
-      <w:pPr>
-        <w:rPr>
-          <w:rFonts w:ascii="Times New Roman" w:hAnsi="Times New Roman" w:cs="Times New Roman"/>
-          <w:sz w:val="36"/>
-          <w:szCs w:val="36"/>
-        </w:rPr>
-      </w:pPr>
-    </w:p>
-    <w:p>
-      <w:pPr>
-        <w:rPr>
-          <w:rFonts w:ascii="Times New Roman" w:hAnsi="Times New Roman" w:cs="Times New Roman"/>
-          <w:sz w:val="36"/>
-          <w:szCs w:val="36"/>
-        </w:rPr>
-      </w:pPr>
-      <w:r>
-        <w:rPr>
-          <w:rFonts w:ascii="Times New Roman" w:hAnsi="Times New Roman" w:cs="Times New Roman"/>
-          <w:sz w:val="36"/>
-          <w:szCs w:val="36"/>
-        </w:rPr>
-        <w:br w:type="page"/>
-      </w:r>
-    </w:p>
-    <w:p>
-      <w:pPr>
-        <w:jc w:val="center"/>
-        <w:rPr>
-          <w:rFonts w:ascii="Times New Roman" w:hAnsi="Times New Roman" w:cs="Times New Roman"/>
-          <w:b/>
-          <w:bCs/>
-          <w:sz w:val="44"/>
-          <w:szCs w:val="44"/>
-        </w:rPr>
-      </w:pPr>
-      <w:r>
-        <w:rPr>
-          <w:rFonts w:ascii="Times New Roman" w:hAnsi="Times New Roman" w:cs="Times New Roman"/>
-          <w:b/>
-          <w:bCs/>
-          <w:sz w:val="44"/>
-          <w:szCs w:val="44"/>
-        </w:rPr>
-        <w:lastRenderedPageBreak/>
-        <w:t>WORKING METHODOLOGY</w:t>
-      </w:r>
-    </w:p>
-    <w:p>
-      <w:pPr>
-        <w:rPr>
-          <w:rFonts w:ascii="Times New Roman" w:hAnsi="Times New Roman" w:cs="Times New Roman"/>
-          <w:sz w:val="36"/>
-          <w:szCs w:val="36"/>
-        </w:rPr>
-      </w:pPr>
-    </w:p>
-    <w:p>
-      <w:pPr>
-        <w:jc w:val="center"/>
-        <w:rPr>
-          <w:rFonts w:ascii="Times New Roman" w:hAnsi="Times New Roman" w:cs="Times New Roman"/>
-          <w:sz w:val="36"/>
-          <w:szCs w:val="36"/>
-        </w:rPr>
-      </w:pPr>
-      <w:r>
-        <w:rPr>
-          <w:rFonts w:ascii="Times New Roman" w:hAnsi="Times New Roman" w:cs="Times New Roman"/>
-          <w:sz w:val="36"/>
-          <w:szCs w:val="36"/>
-        </w:rPr>
-        <w:t>Start</w:t>
-      </w:r>
-    </w:p>
-    <w:p>
-      <w:pPr>
-        <w:jc w:val="center"/>
-        <w:rPr>
-          <w:rFonts w:ascii="Times New Roman" w:hAnsi="Times New Roman" w:cs="Times New Roman"/>
-          <w:sz w:val="36"/>
-          <w:szCs w:val="36"/>
-        </w:rPr>
-      </w:pPr>
-      <w:r>
-        <w:rPr>
-          <w:rFonts w:ascii="Times New Roman" w:hAnsi="Times New Roman" w:cs="Times New Roman"/>
-          <w:sz w:val="36"/>
-          <w:szCs w:val="36"/>
-        </w:rPr>
-        <w:t>↓</w:t>
-      </w:r>
-    </w:p>
-    <w:p>
-      <w:pPr>
-        <w:jc w:val="center"/>
-        <w:rPr>
-          <w:rFonts w:ascii="Times New Roman" w:hAnsi="Times New Roman" w:cs="Times New Roman"/>
-          <w:sz w:val="36"/>
-          <w:szCs w:val="36"/>
-        </w:rPr>
-      </w:pPr>
-      <w:r>
-        <w:rPr>
-          <w:rFonts w:ascii="Times New Roman" w:hAnsi="Times New Roman" w:cs="Times New Roman"/>
-          <w:sz w:val="36"/>
-          <w:szCs w:val="36"/>
-        </w:rPr>
-        <w:t>Display Menu</w:t>
-      </w:r>
-    </w:p>
-    <w:p>
-      <w:pPr>
-        <w:jc w:val="center"/>
-        <w:rPr>
-          <w:rFonts w:ascii="Times New Roman" w:hAnsi="Times New Roman" w:cs="Times New Roman"/>
-          <w:sz w:val="36"/>
-          <w:szCs w:val="36"/>
-        </w:rPr>
-      </w:pPr>
-      <w:r>
-        <w:rPr>
-          <w:rFonts w:ascii="Times New Roman" w:hAnsi="Times New Roman" w:cs="Times New Roman"/>
-          <w:sz w:val="36"/>
-          <w:szCs w:val="36"/>
-        </w:rPr>
-        <w:t>↓</w:t>
-      </w:r>
-    </w:p>
-    <w:p>
-      <w:pPr>
-        <w:jc w:val="center"/>
-        <w:rPr>
-          <w:rFonts w:ascii="Times New Roman" w:hAnsi="Times New Roman" w:cs="Times New Roman"/>
-          <w:sz w:val="36"/>
-          <w:szCs w:val="36"/>
-        </w:rPr>
-      </w:pPr>
-      <w:r>
-        <w:rPr>
-          <w:rFonts w:ascii="Times New Roman" w:hAnsi="Times New Roman" w:cs="Times New Roman"/>
-          <w:sz w:val="36"/>
-          <w:szCs w:val="36"/>
-        </w:rPr>
-        <w:t>User Choice</w:t>
-      </w:r>
-    </w:p>
-    <w:p>
-      <w:pPr>
-        <w:jc w:val="center"/>
-        <w:rPr>
-          <w:rFonts w:ascii="Times New Roman" w:hAnsi="Times New Roman" w:cs="Times New Roman"/>
-          <w:sz w:val="36"/>
-          <w:szCs w:val="36"/>
-        </w:rPr>
-      </w:pPr>
-      <w:r>
-        <w:rPr>
-          <w:rFonts w:ascii="Times New Roman" w:hAnsi="Times New Roman" w:cs="Times New Roman"/>
-          <w:sz w:val="36"/>
-          <w:szCs w:val="36"/>
-        </w:rPr>
-        <w:t>↓</w:t>
-      </w:r>
-    </w:p>
-    <w:p>
-      <w:pPr>
-        <w:jc w:val="center"/>
-        <w:rPr>
-          <w:rFonts w:ascii="Times New Roman" w:hAnsi="Times New Roman" w:cs="Times New Roman"/>
-          <w:sz w:val="36"/>
-          <w:szCs w:val="36"/>
-        </w:rPr>
-      </w:pPr>
-      <w:r>
-        <w:rPr>
-          <w:rFonts w:ascii="Times New Roman" w:hAnsi="Times New Roman" w:cs="Times New Roman"/>
-          <w:sz w:val="36"/>
-          <w:szCs w:val="36"/>
-        </w:rPr>
-        <w:t>CRUD Operation</w:t>
-      </w:r>
-    </w:p>
-    <w:p>
-      <w:pPr>
-        <w:jc w:val="center"/>
-        <w:rPr>
-          <w:rFonts w:ascii="Times New Roman" w:hAnsi="Times New Roman" w:cs="Times New Roman"/>
-          <w:sz w:val="36"/>
-          <w:szCs w:val="36"/>
-        </w:rPr>
-      </w:pPr>
-      <w:r>
-        <w:rPr>
-          <w:rFonts w:ascii="Times New Roman" w:hAnsi="Times New Roman" w:cs="Times New Roman"/>
-          <w:sz w:val="36"/>
-          <w:szCs w:val="36"/>
-        </w:rPr>
-        <w:t>↓</w:t>
-      </w:r>
-    </w:p>
-    <w:p>
-      <w:pPr>
-        <w:jc w:val="center"/>
-        <w:rPr>
-          <w:rFonts w:ascii="Times New Roman" w:hAnsi="Times New Roman" w:cs="Times New Roman"/>
-          <w:sz w:val="36"/>
-          <w:szCs w:val="36"/>
-        </w:rPr>
-      </w:pPr>
-      <w:r>
-        <w:rPr>
-          <w:rFonts w:ascii="Times New Roman" w:hAnsi="Times New Roman" w:cs="Times New Roman"/>
-          <w:sz w:val="36"/>
-          <w:szCs w:val="36"/>
-        </w:rPr>
-        <w:t>MongoDB</w:t>
-      </w:r>
-    </w:p>
-    <w:p>
-      <w:pPr>
-        <w:jc w:val="center"/>
-        <w:rPr>
-          <w:rFonts w:ascii="Times New Roman" w:hAnsi="Times New Roman" w:cs="Times New Roman"/>
-          <w:sz w:val="36"/>
-          <w:szCs w:val="36"/>
-        </w:rPr>
-      </w:pPr>
-      <w:r>
-        <w:rPr>
-          <w:rFonts w:ascii="Times New Roman" w:hAnsi="Times New Roman" w:cs="Times New Roman"/>
-          <w:sz w:val="36"/>
-          <w:szCs w:val="36"/>
-        </w:rPr>
-        <w:t>↓</w:t>
-      </w:r>
-    </w:p>
-    <w:p>
-      <w:pPr>
-        <w:jc w:val="center"/>
-        <w:rPr>
-          <w:rFonts w:ascii="Times New Roman" w:hAnsi="Times New Roman" w:cs="Times New Roman"/>
-          <w:sz w:val="36"/>
-          <w:szCs w:val="36"/>
-        </w:rPr>
-      </w:pPr>
-      <w:r>
-        <w:rPr>
-          <w:rFonts w:ascii="Times New Roman" w:hAnsi="Times New Roman" w:cs="Times New Roman"/>
-          <w:sz w:val="36"/>
-          <w:szCs w:val="36"/>
-        </w:rPr>
-        <w:t>Display Result</w:t>
-      </w:r>
-    </w:p>
-    <w:p>
-      <w:pPr>
-        <w:jc w:val="center"/>
-        <w:rPr>
-          <w:rFonts w:ascii="Times New Roman" w:hAnsi="Times New Roman" w:cs="Times New Roman"/>
-          <w:sz w:val="36"/>
-          <w:szCs w:val="36"/>
-        </w:rPr>
-      </w:pPr>
-      <w:r>
-        <w:rPr>
-          <w:rFonts w:ascii="Times New Roman" w:hAnsi="Times New Roman" w:cs="Times New Roman"/>
-          <w:sz w:val="36"/>
-          <w:szCs w:val="36"/>
-        </w:rPr>
-        <w:t>↓</w:t>
-      </w:r>
-    </w:p>
-    <w:p>
-      <w:pPr>
-        <w:jc w:val="center"/>
-        <w:rPr>
-          <w:rFonts w:ascii="Times New Roman" w:hAnsi="Times New Roman" w:cs="Times New Roman"/>
-          <w:sz w:val="36"/>
-          <w:szCs w:val="36"/>
-        </w:rPr>
-      </w:pPr>
-      <w:r>
-        <w:rPr>
-          <w:rFonts w:ascii="Times New Roman" w:hAnsi="Times New Roman" w:cs="Times New Roman"/>
-          <w:sz w:val="36"/>
-          <w:szCs w:val="36"/>
-        </w:rPr>
-        <w:t>Exit</w:t>
-      </w:r>
-    </w:p>
-    <w:p>
-      <w:pPr>
-        <w:rPr>
-          <w:rFonts w:ascii="Times New Roman" w:hAnsi="Times New Roman" w:cs="Times New Roman"/>
-          <w:sz w:val="36"/>
-          <w:szCs w:val="36"/>
-        </w:rPr>
-      </w:pPr>
-      <w:r>
-        <w:rPr>
-          <w:rFonts w:ascii="Times New Roman" w:hAnsi="Times New Roman" w:cs="Times New Roman"/>
-          <w:sz w:val="36"/>
-          <w:szCs w:val="36"/>
-        </w:rPr>
-        <w:br w:type="page"/>
-      </w:r>
-    </w:p>
-    <w:p>
-      <w:pPr>
-        <w:jc w:val="center"/>
-        <w:rPr>
-          <w:rFonts w:ascii="Times New Roman" w:hAnsi="Times New Roman" w:cs="Times New Roman"/>
-          <w:b/>
-          <w:bCs/>
-          <w:sz w:val="44"/>
-          <w:szCs w:val="44"/>
-        </w:rPr>
-      </w:pPr>
-      <w:r>
-        <w:rPr>
-          <w:rFonts w:ascii="Times New Roman" w:hAnsi="Times New Roman" w:cs="Times New Roman"/>
-          <w:b/>
-          <w:bCs/>
-          <w:sz w:val="44"/>
-          <w:szCs w:val="44"/>
-        </w:rPr>
-        <w:lastRenderedPageBreak/>
         <w:t xml:space="preserve">WORKING </w:t>
       </w:r>
     </w:p>
@@ -2523,342 +618,6 @@
             </a:graphic>
           </wp:inline>
         </w:drawing>
-      </w:r>
-    </w:p>
-    <w:p>
-      <w:pPr>
-        <w:jc w:val="center"/>
-        <w:rPr>
-          <w:rFonts w:ascii="Times New Roman" w:hAnsi="Times New Roman" w:cs="Times New Roman"/>
-          <w:b/>
-          <w:bCs/>
-          <w:sz w:val="44"/>
-          <w:szCs w:val="44"/>
-        </w:rPr>
-      </w:pPr>
-      <w:r>
-        <w:rPr>
-          <w:rFonts w:ascii="Times New Roman" w:hAnsi="Times New Roman" w:cs="Times New Roman"/>
-          <w:b/>
-          <w:bCs/>
-          <w:sz w:val="44"/>
-          <w:szCs w:val="44"/>
-        </w:rPr>
-        <w:lastRenderedPageBreak/>
-        <w:t>FUTURE SCOPE</w:t>
-      </w:r>
-    </w:p>
-    <w:p>
-      <w:pPr>
-        <w:jc w:val="center"/>
-        <w:rPr>
-          <w:rFonts w:ascii="Times New Roman" w:hAnsi="Times New Roman" w:cs="Times New Roman"/>
-          <w:b/>
-          <w:bCs/>
-          <w:sz w:val="44"/>
-          <w:szCs w:val="44"/>
-        </w:rPr>
-      </w:pPr>
-    </w:p>
-    <w:p>
-      <w:pPr>
-        <w:rPr>
-          <w:rFonts w:ascii="Times New Roman" w:hAnsi="Times New Roman" w:cs="Times New Roman"/>
-          <w:sz w:val="36"/>
-          <w:szCs w:val="36"/>
-        </w:rPr>
-      </w:pPr>
-      <w:r>
-        <w:rPr>
-          <w:rFonts w:ascii="Times New Roman" w:hAnsi="Times New Roman" w:cs="Times New Roman"/>
-          <w:sz w:val="36"/>
-          <w:szCs w:val="36"/>
-        </w:rPr>
-        <w:t>• Graphical User Interface (GUI).</w:t>
-      </w:r>
-    </w:p>
-    <w:p>
-      <w:pPr>
-        <w:rPr>
-          <w:rFonts w:ascii="Times New Roman" w:hAnsi="Times New Roman" w:cs="Times New Roman"/>
-          <w:sz w:val="36"/>
-          <w:szCs w:val="36"/>
-        </w:rPr>
-      </w:pPr>
-      <w:r>
-        <w:rPr>
-          <w:rFonts w:ascii="Times New Roman" w:hAnsi="Times New Roman" w:cs="Times New Roman"/>
-          <w:sz w:val="36"/>
-          <w:szCs w:val="36"/>
-        </w:rPr>
-        <w:t>• User Authentication.</w:t>
-      </w:r>
-    </w:p>
-    <w:p>
-      <w:pPr>
-        <w:rPr>
-          <w:rFonts w:ascii="Times New Roman" w:hAnsi="Times New Roman" w:cs="Times New Roman"/>
-          <w:sz w:val="36"/>
-          <w:szCs w:val="36"/>
-        </w:rPr>
-      </w:pPr>
-      <w:r>
-        <w:rPr>
-          <w:rFonts w:ascii="Times New Roman" w:hAnsi="Times New Roman" w:cs="Times New Roman"/>
-          <w:sz w:val="36"/>
-          <w:szCs w:val="36"/>
-        </w:rPr>
-        <w:t>• Resource Update Feature.</w:t>
-      </w:r>
-    </w:p>
-    <w:p>
-      <w:pPr>
-        <w:rPr>
-          <w:rFonts w:ascii="Times New Roman" w:hAnsi="Times New Roman" w:cs="Times New Roman"/>
-          <w:sz w:val="36"/>
-          <w:szCs w:val="36"/>
-        </w:rPr>
-      </w:pPr>
-      <w:r>
-        <w:rPr>
-          <w:rFonts w:ascii="Times New Roman" w:hAnsi="Times New Roman" w:cs="Times New Roman"/>
-          <w:sz w:val="36"/>
-          <w:szCs w:val="36"/>
-        </w:rPr>
-        <w:t>• Cloud Database Integration.</w:t>
-      </w:r>
-    </w:p>
-    <w:p>
-      <w:pPr>
-        <w:rPr>
-          <w:rFonts w:ascii="Times New Roman" w:hAnsi="Times New Roman" w:cs="Times New Roman"/>
-          <w:sz w:val="36"/>
-          <w:szCs w:val="36"/>
-        </w:rPr>
-      </w:pPr>
-      <w:r>
-        <w:rPr>
-          <w:rFonts w:ascii="Times New Roman" w:hAnsi="Times New Roman" w:cs="Times New Roman"/>
-          <w:sz w:val="36"/>
-          <w:szCs w:val="36"/>
-        </w:rPr>
-        <w:t>• Web-Based Version.</w:t>
-      </w:r>
-    </w:p>
-    <w:p>
-      <w:pPr>
-        <w:rPr>
-          <w:rFonts w:ascii="Times New Roman" w:hAnsi="Times New Roman" w:cs="Times New Roman"/>
-          <w:sz w:val="36"/>
-          <w:szCs w:val="36"/>
-        </w:rPr>
-      </w:pPr>
-      <w:r>
-        <w:rPr>
-          <w:rFonts w:ascii="Times New Roman" w:hAnsi="Times New Roman" w:cs="Times New Roman"/>
-          <w:sz w:val="36"/>
-          <w:szCs w:val="36"/>
-        </w:rPr>
-        <w:br w:type="page"/>
-      </w:r>
-    </w:p>
-    <w:p>
-      <w:pPr>
-        <w:jc w:val="center"/>
-        <w:rPr>
-          <w:rFonts w:ascii="Times New Roman" w:hAnsi="Times New Roman" w:cs="Times New Roman"/>
-          <w:b/>
-          <w:bCs/>
-          <w:sz w:val="44"/>
-          <w:szCs w:val="44"/>
-        </w:rPr>
-      </w:pPr>
-      <w:r>
-        <w:rPr>
-          <w:rFonts w:ascii="Times New Roman" w:hAnsi="Times New Roman" w:cs="Times New Roman"/>
-          <w:b/>
-          <w:bCs/>
-          <w:sz w:val="44"/>
-          <w:szCs w:val="44"/>
-        </w:rPr>
-        <w:lastRenderedPageBreak/>
-        <w:t>CONCLUSION</w:t>
-      </w:r>
-    </w:p>
-    <w:p>
-      <w:pPr>
-        <w:jc w:val="center"/>
-        <w:rPr>
-          <w:rFonts w:ascii="Times New Roman" w:hAnsi="Times New Roman" w:cs="Times New Roman"/>
-          <w:b/>
-          <w:bCs/>
-          <w:sz w:val="44"/>
-          <w:szCs w:val="44"/>
-        </w:rPr>
-      </w:pPr>
-    </w:p>
-    <w:p>
-      <w:pPr>
-        <w:rPr>
-          <w:rFonts w:ascii="Times New Roman" w:hAnsi="Times New Roman" w:cs="Times New Roman"/>
-          <w:sz w:val="36"/>
-          <w:szCs w:val="36"/>
-        </w:rPr>
-      </w:pPr>
-      <w:r>
-        <w:rPr>
-          <w:rFonts w:ascii="Times New Roman" w:hAnsi="Times New Roman" w:cs="Times New Roman"/>
-          <w:sz w:val="36"/>
-          <w:szCs w:val="36"/>
-        </w:rPr>
-        <w:t xml:space="preserve">The </w:t>
-      </w:r>
-      <w:proofErr w:type="spellStart"/>
-      <w:r>
-        <w:rPr>
-          <w:rFonts w:ascii="Times New Roman" w:hAnsi="Times New Roman" w:cs="Times New Roman"/>
-          <w:sz w:val="36"/>
-          <w:szCs w:val="36"/>
-        </w:rPr>
-        <w:t>KnowledgeVault</w:t>
-      </w:r>
-      <w:proofErr w:type="spellEnd"/>
-      <w:r>
-        <w:rPr>
-          <w:rFonts w:ascii="Times New Roman" w:hAnsi="Times New Roman" w:cs="Times New Roman"/>
-          <w:sz w:val="36"/>
-          <w:szCs w:val="36"/>
-        </w:rPr>
-        <w:t xml:space="preserve"> project successfully demonstrates the integration of Java and MongoDB to create an academic resource repository. The system provides functionalities for adding, viewing, searching, and deleting resources through a menu-driven interface. The project enhances understanding of database connectivity, CRUD operations, and backend application development using modern technologies.</w:t>
-      </w:r>
-    </w:p>
-    <w:p>
-      <w:pPr>
-        <w:rPr>
-          <w:rFonts w:ascii="Times New Roman" w:hAnsi="Times New Roman" w:cs="Times New Roman"/>
-          <w:sz w:val="36"/>
-          <w:szCs w:val="36"/>
-        </w:rPr>
-      </w:pPr>
-    </w:p>
-    <w:p>
-      <w:pPr>
-        <w:rPr>
-          <w:rFonts w:ascii="Times New Roman" w:hAnsi="Times New Roman" w:cs="Times New Roman"/>
-          <w:sz w:val="36"/>
-          <w:szCs w:val="36"/>
-        </w:rPr>
-      </w:pPr>
-      <w:r>
-        <w:rPr>
-          <w:rFonts w:ascii="Times New Roman" w:hAnsi="Times New Roman" w:cs="Times New Roman"/>
-          <w:sz w:val="36"/>
-          <w:szCs w:val="36"/>
-        </w:rPr>
-        <w:br w:type="page"/>
-      </w:r>
-    </w:p>
-    <w:p>
-      <w:pPr>
-        <w:jc w:val="center"/>
-        <w:rPr>
-          <w:rFonts w:ascii="Times New Roman" w:hAnsi="Times New Roman" w:cs="Times New Roman"/>
-          <w:b/>
-          <w:bCs/>
-          <w:sz w:val="44"/>
-          <w:szCs w:val="44"/>
-        </w:rPr>
-      </w:pPr>
-      <w:r>
-        <w:rPr>
-          <w:rFonts w:ascii="Times New Roman" w:hAnsi="Times New Roman" w:cs="Times New Roman"/>
-          <w:b/>
-          <w:bCs/>
-          <w:sz w:val="44"/>
-          <w:szCs w:val="44"/>
-        </w:rPr>
-        <w:lastRenderedPageBreak/>
-        <w:t>REFERENCES</w:t>
-      </w:r>
-    </w:p>
-    <w:p>
-      <w:pPr>
-        <w:jc w:val="center"/>
-        <w:rPr>
-          <w:rFonts w:ascii="Times New Roman" w:hAnsi="Times New Roman" w:cs="Times New Roman"/>
-          <w:b/>
-          <w:bCs/>
-          <w:sz w:val="44"/>
-          <w:szCs w:val="44"/>
-        </w:rPr>
-      </w:pPr>
-    </w:p>
-    <w:p>
-      <w:pPr>
-        <w:rPr>
-          <w:rFonts w:ascii="Times New Roman" w:hAnsi="Times New Roman" w:cs="Times New Roman"/>
-          <w:sz w:val="36"/>
-          <w:szCs w:val="36"/>
-        </w:rPr>
-      </w:pPr>
-      <w:r>
-        <w:rPr>
-          <w:rFonts w:ascii="Times New Roman" w:hAnsi="Times New Roman" w:cs="Times New Roman"/>
-          <w:sz w:val="36"/>
-          <w:szCs w:val="36"/>
-        </w:rPr>
-        <w:t>1. MongoDB Documentation</w:t>
-      </w:r>
-    </w:p>
-    <w:p>
-      <w:pPr>
-        <w:rPr>
-          <w:rFonts w:ascii="Times New Roman" w:hAnsi="Times New Roman" w:cs="Times New Roman"/>
-          <w:sz w:val="36"/>
-          <w:szCs w:val="36"/>
-        </w:rPr>
-      </w:pPr>
-      <w:r>
-        <w:rPr>
-          <w:rFonts w:ascii="Times New Roman" w:hAnsi="Times New Roman" w:cs="Times New Roman"/>
-          <w:sz w:val="36"/>
-          <w:szCs w:val="36"/>
-        </w:rPr>
-        <w:t>2. Java SE Documentation</w:t>
-      </w:r>
-    </w:p>
-    <w:p>
-      <w:pPr>
-        <w:rPr>
-          <w:rFonts w:ascii="Times New Roman" w:hAnsi="Times New Roman" w:cs="Times New Roman"/>
-          <w:sz w:val="36"/>
-          <w:szCs w:val="36"/>
-        </w:rPr>
-      </w:pPr>
-      <w:r>
-        <w:rPr>
-          <w:rFonts w:ascii="Times New Roman" w:hAnsi="Times New Roman" w:cs="Times New Roman"/>
-          <w:sz w:val="36"/>
-          <w:szCs w:val="36"/>
-        </w:rPr>
-        <w:t>3. Apache Maven Documentation</w:t>
-      </w:r>
-    </w:p>
-    <w:p>
-      <w:pPr>
-        <w:rPr>
-          <w:rFonts w:ascii="Times New Roman" w:hAnsi="Times New Roman" w:cs="Times New Roman"/>
-          <w:sz w:val="36"/>
-          <w:szCs w:val="36"/>
-        </w:rPr>
-      </w:pPr>
-      <w:r>
-        <w:rPr>
-          <w:rFonts w:ascii="Times New Roman" w:hAnsi="Times New Roman" w:cs="Times New Roman"/>
-          <w:sz w:val="36"/>
-          <w:szCs w:val="36"/>
-        </w:rPr>
-        <w:t>4. MongoDB Compass Documentation</w:t>
       </w:r>
     </w:p>
     <w:sectPr>
